--- a/courses/mathematical-physics/propagators-symplectic.docx
+++ b/courses/mathematical-physics/propagators-symplectic.docx
@@ -827,6 +827,7 @@
     </w:p>
     <w:p>
       <w:pPr>
+        <w:pStyle w:val="Compact"/>
         <w:numPr>
           <w:ilvl w:val="0"/>
           <w:numId w:val="1002"/>
@@ -877,7 +878,7 @@
     </w:p>
     <w:p>
       <w:pPr>
-        <w:pStyle w:val="BodyText"/>
+        <w:pStyle w:val="Compact"/>
       </w:pPr>
       <m:oMathPara>
         <m:oMathParaPr>
@@ -973,6 +974,7 @@
     </w:p>
     <w:p>
       <w:pPr>
+        <w:pStyle w:val="Compact"/>
         <w:numPr>
           <w:ilvl w:val="0"/>
           <w:numId w:val="1002"/>
@@ -991,7 +993,7 @@
     </w:p>
     <w:p>
       <w:pPr>
-        <w:pStyle w:val="BodyText"/>
+        <w:pStyle w:val="Compact"/>
       </w:pPr>
       <m:oMathPara>
         <m:oMathParaPr>
@@ -1093,6 +1095,7 @@
     </w:p>
     <w:p>
       <w:pPr>
+        <w:pStyle w:val="Compact"/>
         <w:numPr>
           <w:ilvl w:val="0"/>
           <w:numId w:val="1002"/>
@@ -1128,7 +1131,7 @@
     </w:p>
     <w:p>
       <w:pPr>
-        <w:pStyle w:val="BodyText"/>
+        <w:pStyle w:val="Compact"/>
       </w:pPr>
       <m:oMathPara>
         <m:oMathParaPr>

--- a/courses/mathematical-physics/propagators-symplectic.docx
+++ b/courses/mathematical-physics/propagators-symplectic.docx
@@ -4946,7 +4946,7 @@
         <w:t xml:space="preserve"> </w:t>
       </w:r>
       <w:r>
-        <w:t xml:space="preserve">aparece como gerador de rotações no espaço de fase (ou espaço de Hilbert), o que está diretamente relacionado à equação de Schrödinger.</w:t>
+        <w:t xml:space="preserve">aparece de forma análoga como gerador de rotações, mas agora no espaço de Hilbert, o que está diretamente relacionado à equação de Schrödinger.</w:t>
       </w:r>
     </w:p>
     <w:tbl>
@@ -10659,13 +10659,23 @@
       </w:r>
     </w:p>
     <w:bookmarkEnd w:id="64"/>
-    <w:bookmarkStart w:id="65" w:name="exercício-2-wronskiano"/>
+    <w:bookmarkStart w:id="65" w:name="exercício-2-wronskiano-essencial"/>
     <w:p>
       <w:pPr>
         <w:pStyle w:val="Heading2"/>
       </w:pPr>
       <w:r>
         <w:t xml:space="preserve">Exercício 2: Wronskiano</w:t>
+      </w:r>
+      <w:r>
+        <w:t xml:space="preserve"> </w:t>
+      </w:r>
+      <w:r>
+        <w:rPr>
+          <w:b/>
+          <w:bCs/>
+        </w:rPr>
+        <w:t xml:space="preserve">(Essencial)</w:t>
       </w:r>
     </w:p>
     <w:p>
@@ -10868,21 +10878,60 @@
           <m:jc m:val="center"/>
         </m:oMathParaPr>
         <m:oMath>
-          <m:r>
-            <m:rPr>
-              <m:sty m:val="p"/>
-            </m:rPr>
-            <m:t>(</m:t>
-          </m:r>
-          <m:f>
-            <m:fPr>
-              <m:type m:val="bar"/>
-            </m:fPr>
-            <m:num>
+          <m:d>
+            <m:dPr>
+              <m:begChr m:val="("/>
+              <m:sepChr m:val=""/>
+              <m:endChr m:val=")"/>
+              <m:grow/>
+            </m:dPr>
+            <m:e>
+              <m:f>
+                <m:fPr>
+                  <m:type m:val="bar"/>
+                </m:fPr>
+                <m:num>
+                  <m:sSup>
+                    <m:e>
+                      <m:r>
+                        <m:t>d</m:t>
+                      </m:r>
+                    </m:e>
+                    <m:sup>
+                      <m:r>
+                        <m:t>2</m:t>
+                      </m:r>
+                    </m:sup>
+                  </m:sSup>
+                </m:num>
+                <m:den>
+                  <m:r>
+                    <m:t>d</m:t>
+                  </m:r>
+                  <m:sSup>
+                    <m:e>
+                      <m:r>
+                        <m:t>x</m:t>
+                      </m:r>
+                    </m:e>
+                    <m:sup>
+                      <m:r>
+                        <m:t>2</m:t>
+                      </m:r>
+                    </m:sup>
+                  </m:sSup>
+                </m:den>
+              </m:f>
+              <m:r>
+                <m:rPr>
+                  <m:sty m:val="p"/>
+                </m:rPr>
+                <m:t>+</m:t>
+              </m:r>
               <m:sSup>
                 <m:e>
                   <m:r>
-                    <m:t>d</m:t>
+                    <m:t>k</m:t>
                   </m:r>
                 </m:e>
                 <m:sup>
@@ -10891,49 +10940,8 @@
                   </m:r>
                 </m:sup>
               </m:sSup>
-            </m:num>
-            <m:den>
-              <m:r>
-                <m:t>d</m:t>
-              </m:r>
-              <m:sSup>
-                <m:e>
-                  <m:r>
-                    <m:t>x</m:t>
-                  </m:r>
-                </m:e>
-                <m:sup>
-                  <m:r>
-                    <m:t>2</m:t>
-                  </m:r>
-                </m:sup>
-              </m:sSup>
-            </m:den>
-          </m:f>
-          <m:r>
-            <m:rPr>
-              <m:sty m:val="p"/>
-            </m:rPr>
-            <m:t>+</m:t>
-          </m:r>
-          <m:sSup>
-            <m:e>
-              <m:r>
-                <m:t>k</m:t>
-              </m:r>
             </m:e>
-            <m:sup>
-              <m:r>
-                <m:t>2</m:t>
-              </m:r>
-            </m:sup>
-          </m:sSup>
-          <m:r>
-            <m:rPr>
-              <m:sty m:val="p"/>
-            </m:rPr>
-            <m:t>)</m:t>
-          </m:r>
+          </m:d>
           <m:r>
             <m:t>G</m:t>
           </m:r>
@@ -11486,13 +11494,23 @@
       </w:r>
     </w:p>
     <w:bookmarkEnd w:id="67"/>
-    <w:bookmarkStart w:id="68" w:name="exercício-5-estrutura-simplética"/>
+    <w:bookmarkStart w:id="68" w:name="X7fe679ecbf70f01feaae861447327c7cc6f252e"/>
     <w:p>
       <w:pPr>
         <w:pStyle w:val="Heading2"/>
       </w:pPr>
       <w:r>
         <w:t xml:space="preserve">Exercício 5: Estrutura Simplética</w:t>
+      </w:r>
+      <w:r>
+        <w:t xml:space="preserve"> </w:t>
+      </w:r>
+      <w:r>
+        <w:rPr>
+          <w:b/>
+          <w:bCs/>
+        </w:rPr>
+        <w:t xml:space="preserve">(Essencial)</w:t>
       </w:r>
     </w:p>
     <w:p>

--- a/courses/mathematical-physics/propagators-symplectic.docx
+++ b/courses/mathematical-physics/propagators-symplectic.docx
@@ -10191,7 +10191,7 @@
       </w:tr>
     </w:tbl>
     <w:bookmarkEnd w:id="63"/>
-    <w:bookmarkStart w:id="74" w:name="exercícios"/>
+    <w:bookmarkStart w:id="70" w:name="exercícios"/>
     <w:p>
       <w:pPr>
         <w:pStyle w:val="Heading1"/>
@@ -10200,13 +10200,23 @@
         <w:t xml:space="preserve">Exercícios</w:t>
       </w:r>
     </w:p>
-    <w:bookmarkStart w:id="64" w:name="X317c3127948f2a30acbf4582161a3b7f427a744"/>
+    <w:bookmarkStart w:id="64" w:name="X7d96cafdd39f67d65f6eb2a507180aac0857764"/>
     <w:p>
       <w:pPr>
         <w:pStyle w:val="Heading2"/>
       </w:pPr>
       <w:r>
         <w:t xml:space="preserve">Exercício 1: Soluções da Equação de Helmholtz</w:t>
+      </w:r>
+      <w:r>
+        <w:t xml:space="preserve"> </w:t>
+      </w:r>
+      <w:r>
+        <w:rPr>
+          <w:b/>
+          <w:bCs/>
+        </w:rPr>
+        <w:t xml:space="preserve">(Essencial)</w:t>
       </w:r>
     </w:p>
     <w:p>
@@ -10214,103 +10224,106 @@
         <w:pStyle w:val="FirstParagraph"/>
       </w:pPr>
       <w:r>
-        <w:t xml:space="preserve">Considere a equação de Helmholtz unidimensional:</w:t>
+        <w:t xml:space="preserve">Considere a equação de Helmholtz unidimensional</w:t>
+      </w:r>
+      <w:r>
+        <w:t xml:space="preserve"> </w:t>
+      </w:r>
+      <m:oMath>
+        <m:sSup>
+          <m:e>
+            <m:r>
+              <m:t>ψ</m:t>
+            </m:r>
+          </m:e>
+          <m:sup>
+            <m:r>
+              <m:rPr>
+                <m:sty m:val="p"/>
+              </m:rPr>
+              <m:t>″</m:t>
+            </m:r>
+          </m:sup>
+        </m:sSup>
+        <m:r>
+          <m:rPr>
+            <m:sty m:val="p"/>
+          </m:rPr>
+          <m:t>(</m:t>
+        </m:r>
+        <m:r>
+          <m:t>x</m:t>
+        </m:r>
+        <m:r>
+          <m:rPr>
+            <m:sty m:val="p"/>
+          </m:rPr>
+          <m:t>)</m:t>
+        </m:r>
+        <m:r>
+          <m:rPr>
+            <m:sty m:val="p"/>
+          </m:rPr>
+          <m:t>+</m:t>
+        </m:r>
+        <m:sSup>
+          <m:e>
+            <m:r>
+              <m:t>k</m:t>
+            </m:r>
+          </m:e>
+          <m:sup>
+            <m:r>
+              <m:t>2</m:t>
+            </m:r>
+          </m:sup>
+        </m:sSup>
+        <m:r>
+          <m:t>ψ</m:t>
+        </m:r>
+        <m:r>
+          <m:rPr>
+            <m:sty m:val="p"/>
+          </m:rPr>
+          <m:t>(</m:t>
+        </m:r>
+        <m:r>
+          <m:t>x</m:t>
+        </m:r>
+        <m:r>
+          <m:rPr>
+            <m:sty m:val="p"/>
+          </m:rPr>
+          <m:t>)</m:t>
+        </m:r>
+        <m:r>
+          <m:rPr>
+            <m:sty m:val="p"/>
+          </m:rPr>
+          <m:t>=</m:t>
+        </m:r>
+        <m:r>
+          <m:t>0</m:t>
+        </m:r>
+      </m:oMath>
+      <w:r>
+        <w:t xml:space="preserve">.</w:t>
       </w:r>
     </w:p>
     <w:p>
       <w:pPr>
         <w:pStyle w:val="BodyText"/>
       </w:pPr>
-      <m:oMathPara>
-        <m:oMathParaPr>
-          <m:jc m:val="center"/>
-        </m:oMathParaPr>
-        <m:oMath>
-          <m:sSup>
-            <m:e>
-              <m:r>
-                <m:t>ψ</m:t>
-              </m:r>
-            </m:e>
-            <m:sup>
-              <m:r>
-                <m:rPr>
-                  <m:sty m:val="p"/>
-                </m:rPr>
-                <m:t>″</m:t>
-              </m:r>
-            </m:sup>
-          </m:sSup>
-          <m:r>
-            <m:rPr>
-              <m:sty m:val="p"/>
-            </m:rPr>
-            <m:t>(</m:t>
-          </m:r>
-          <m:r>
-            <m:t>x</m:t>
-          </m:r>
-          <m:r>
-            <m:rPr>
-              <m:sty m:val="p"/>
-            </m:rPr>
-            <m:t>)</m:t>
-          </m:r>
-          <m:r>
-            <m:rPr>
-              <m:sty m:val="p"/>
-            </m:rPr>
-            <m:t>+</m:t>
-          </m:r>
-          <m:sSup>
-            <m:e>
-              <m:r>
-                <m:t>k</m:t>
-              </m:r>
-            </m:e>
-            <m:sup>
-              <m:r>
-                <m:t>2</m:t>
-              </m:r>
-            </m:sup>
-          </m:sSup>
-          <m:r>
-            <m:t>ψ</m:t>
-          </m:r>
-          <m:r>
-            <m:rPr>
-              <m:sty m:val="p"/>
-            </m:rPr>
-            <m:t>(</m:t>
-          </m:r>
-          <m:r>
-            <m:t>x</m:t>
-          </m:r>
-          <m:r>
-            <m:rPr>
-              <m:sty m:val="p"/>
-            </m:rPr>
-            <m:t>)</m:t>
-          </m:r>
-          <m:r>
-            <m:rPr>
-              <m:sty m:val="p"/>
-            </m:rPr>
-            <m:t>=</m:t>
-          </m:r>
-          <m:r>
-            <m:t>0</m:t>
-          </m:r>
-        </m:oMath>
-      </m:oMathPara>
-    </w:p>
-    <w:p>
-      <w:pPr>
-        <w:numPr>
-          <w:ilvl w:val="0"/>
-          <w:numId w:val="1005"/>
-        </w:numPr>
-      </w:pPr>
+      <w:r>
+        <w:rPr>
+          <w:b/>
+          <w:bCs/>
+        </w:rPr>
+        <w:t xml:space="preserve">a)</w:t>
+      </w:r>
+      <w:r>
+        <w:t xml:space="preserve"> </w:t>
+      </w:r>
       <w:r>
         <w:t xml:space="preserve">Mostre que as soluções podem ser escritas como</w:t>
       </w:r>
@@ -10493,18 +10506,7 @@
         </m:sSup>
       </m:oMath>
       <w:r>
-        <w:t xml:space="preserve">.</w:t>
-      </w:r>
-    </w:p>
-    <w:p>
-      <w:pPr>
-        <w:numPr>
-          <w:ilvl w:val="0"/>
-          <w:numId w:val="1005"/>
-        </w:numPr>
-      </w:pPr>
-      <w:r>
-        <w:t xml:space="preserve">Encontre a relação entre as constantes</w:t>
+        <w:t xml:space="preserve">, e encontre a relação entre as constantes</w:t>
       </w:r>
       <w:r>
         <w:t xml:space="preserve"> </w:t>
@@ -10576,13 +10578,20 @@
     </w:p>
     <w:p>
       <w:pPr>
-        <w:numPr>
-          <w:ilvl w:val="0"/>
-          <w:numId w:val="1005"/>
-        </w:numPr>
-      </w:pPr>
-      <w:r>
-        <w:t xml:space="preserve">Qual das representações é mais adequada para condições de contorno do tipo</w:t>
+        <w:pStyle w:val="BodyText"/>
+      </w:pPr>
+      <w:r>
+        <w:rPr>
+          <w:b/>
+          <w:bCs/>
+        </w:rPr>
+        <w:t xml:space="preserve">b)</w:t>
+      </w:r>
+      <w:r>
+        <w:t xml:space="preserve"> </w:t>
+      </w:r>
+      <w:r>
+        <w:t xml:space="preserve">Qual representação é mais adequada para condições de contorno do tipo</w:t>
       </w:r>
       <w:r>
         <w:t xml:space="preserve"> </w:t>
@@ -10655,7 +10664,7 @@
         </m:r>
       </m:oMath>
       <w:r>
-        <w:t xml:space="preserve">?</w:t>
+        <w:t xml:space="preserve">? Por quê?</w:t>
       </w:r>
     </w:p>
     <w:bookmarkEnd w:id="64"/>
@@ -10756,22 +10765,36 @@
     </w:p>
     <w:p>
       <w:pPr>
-        <w:numPr>
-          <w:ilvl w:val="0"/>
-          <w:numId w:val="1006"/>
-        </w:numPr>
-      </w:pPr>
+        <w:pStyle w:val="BodyText"/>
+      </w:pPr>
+      <w:r>
+        <w:rPr>
+          <w:b/>
+          <w:bCs/>
+        </w:rPr>
+        <w:t xml:space="preserve">a)</w:t>
+      </w:r>
+      <w:r>
+        <w:t xml:space="preserve"> </w:t>
+      </w:r>
       <w:r>
         <w:t xml:space="preserve">Encontre as duas soluções linearmente independentes.</w:t>
       </w:r>
     </w:p>
     <w:p>
       <w:pPr>
-        <w:numPr>
-          <w:ilvl w:val="0"/>
-          <w:numId w:val="1006"/>
-        </w:numPr>
-      </w:pPr>
+        <w:pStyle w:val="BodyText"/>
+      </w:pPr>
+      <w:r>
+        <w:rPr>
+          <w:b/>
+          <w:bCs/>
+        </w:rPr>
+        <w:t xml:space="preserve">b)</w:t>
+      </w:r>
+      <w:r>
+        <w:t xml:space="preserve"> </w:t>
+      </w:r>
       <w:r>
         <w:t xml:space="preserve">Calcule o Wronskiano e verifique que</w:t>
       </w:r>
@@ -10814,26 +10837,36 @@
         </m:r>
       </m:oMath>
       <w:r>
+        <w:t xml:space="preserve">, confirmando a fórmula geral</w:t>
+      </w:r>
+      <w:r>
         <w:t xml:space="preserve"> </w:t>
       </w:r>
-      <w:r>
-        <w:t xml:space="preserve">(confirmando a fórmula geral).</w:t>
-      </w:r>
-    </w:p>
-    <w:p>
-      <w:pPr>
-        <w:numPr>
-          <w:ilvl w:val="0"/>
-          <w:numId w:val="1006"/>
-        </w:numPr>
-      </w:pPr>
-      <w:r>
-        <w:t xml:space="preserve">Qual é a constante</w:t>
-      </w:r>
-      <w:r>
-        <w:t xml:space="preserve"> </w:t>
-      </w:r>
       <m:oMath>
+        <m:r>
+          <m:t>W</m:t>
+        </m:r>
+        <m:r>
+          <m:rPr>
+            <m:sty m:val="p"/>
+          </m:rPr>
+          <m:t>(</m:t>
+        </m:r>
+        <m:r>
+          <m:t>x</m:t>
+        </m:r>
+        <m:r>
+          <m:rPr>
+            <m:sty m:val="p"/>
+          </m:rPr>
+          <m:t>)</m:t>
+        </m:r>
+        <m:r>
+          <m:rPr>
+            <m:sty m:val="p"/>
+          </m:rPr>
+          <m:t>=</m:t>
+        </m:r>
         <m:sSub>
           <m:e>
             <m:r>
@@ -10846,19 +10879,74 @@
             </m:r>
           </m:sub>
         </m:sSub>
+        <m:r>
+          <m:rPr>
+            <m:sty m:val="p"/>
+          </m:rPr>
+          <m:t>exp</m:t>
+        </m:r>
+        <m:d>
+          <m:dPr>
+            <m:begChr m:val="("/>
+            <m:sepChr m:val=""/>
+            <m:endChr m:val=")"/>
+            <m:grow/>
+          </m:dPr>
+          <m:e>
+            <m:r>
+              <m:rPr>
+                <m:sty m:val="p"/>
+              </m:rPr>
+              <m:t>−</m:t>
+            </m:r>
+            <m:r>
+              <m:rPr>
+                <m:sty m:val="p"/>
+              </m:rPr>
+              <m:t>∫</m:t>
+            </m:r>
+            <m:r>
+              <m:t>P</m:t>
+            </m:r>
+            <m:r>
+              <m:rPr>
+                <m:sty m:val="p"/>
+              </m:rPr>
+              <m:t>(</m:t>
+            </m:r>
+            <m:r>
+              <m:t>x</m:t>
+            </m:r>
+            <m:r>
+              <m:rPr>
+                <m:sty m:val="p"/>
+              </m:rPr>
+              <m:t>)</m:t>
+            </m:r>
+            <m:r>
+              <m:t> </m:t>
+            </m:r>
+            <m:r>
+              <m:t>d</m:t>
+            </m:r>
+            <m:r>
+              <m:t>x</m:t>
+            </m:r>
+          </m:e>
+        </m:d>
       </m:oMath>
       <w:r>
-        <w:t xml:space="preserve">?</w:t>
+        <w:t xml:space="preserve">.</w:t>
       </w:r>
     </w:p>
     <w:bookmarkEnd w:id="65"/>
-    <w:bookmarkStart w:id="66" w:name="exercício-3-função-de-green"/>
+    <w:bookmarkStart w:id="66" w:name="Xbd012f0ad5e2486e3faa5c56daab06e4d6c3c2b"/>
     <w:p>
       <w:pPr>
         <w:pStyle w:val="Heading2"/>
       </w:pPr>
       <w:r>
-        <w:t xml:space="preserve">Exercício 3: Função de Green</w:t>
+        <w:t xml:space="preserve">Exercício 3: A Função de Green de Helmholtz</w:t>
       </w:r>
     </w:p>
     <w:p>
@@ -10866,182 +10954,185 @@
         <w:pStyle w:val="FirstParagraph"/>
       </w:pPr>
       <w:r>
-        <w:t xml:space="preserve">Para a equação de Helmholtz em 1D:</w:t>
+        <w:t xml:space="preserve">Para a equação de Helmholtz em 1D,</w:t>
+      </w:r>
+      <w:r>
+        <w:t xml:space="preserve"> </w:t>
+      </w:r>
+      <m:oMath>
+        <m:d>
+          <m:dPr>
+            <m:begChr m:val="("/>
+            <m:sepChr m:val=""/>
+            <m:endChr m:val=")"/>
+            <m:grow/>
+          </m:dPr>
+          <m:e>
+            <m:f>
+              <m:fPr>
+                <m:type m:val="bar"/>
+              </m:fPr>
+              <m:num>
+                <m:sSup>
+                  <m:e>
+                    <m:r>
+                      <m:t>d</m:t>
+                    </m:r>
+                  </m:e>
+                  <m:sup>
+                    <m:r>
+                      <m:t>2</m:t>
+                    </m:r>
+                  </m:sup>
+                </m:sSup>
+              </m:num>
+              <m:den>
+                <m:r>
+                  <m:t>d</m:t>
+                </m:r>
+                <m:sSup>
+                  <m:e>
+                    <m:r>
+                      <m:t>x</m:t>
+                    </m:r>
+                  </m:e>
+                  <m:sup>
+                    <m:r>
+                      <m:t>2</m:t>
+                    </m:r>
+                  </m:sup>
+                </m:sSup>
+              </m:den>
+            </m:f>
+            <m:r>
+              <m:rPr>
+                <m:sty m:val="p"/>
+              </m:rPr>
+              <m:t>+</m:t>
+            </m:r>
+            <m:sSup>
+              <m:e>
+                <m:r>
+                  <m:t>k</m:t>
+                </m:r>
+              </m:e>
+              <m:sup>
+                <m:r>
+                  <m:t>2</m:t>
+                </m:r>
+              </m:sup>
+            </m:sSup>
+          </m:e>
+        </m:d>
+        <m:r>
+          <m:t>G</m:t>
+        </m:r>
+        <m:r>
+          <m:rPr>
+            <m:sty m:val="p"/>
+          </m:rPr>
+          <m:t>(</m:t>
+        </m:r>
+        <m:r>
+          <m:t>x</m:t>
+        </m:r>
+        <m:r>
+          <m:rPr>
+            <m:sty m:val="p"/>
+          </m:rPr>
+          <m:t>,</m:t>
+        </m:r>
+        <m:sSup>
+          <m:e>
+            <m:r>
+              <m:t>x</m:t>
+            </m:r>
+          </m:e>
+          <m:sup>
+            <m:r>
+              <m:rPr>
+                <m:sty m:val="p"/>
+              </m:rPr>
+              <m:t>′</m:t>
+            </m:r>
+          </m:sup>
+        </m:sSup>
+        <m:r>
+          <m:rPr>
+            <m:sty m:val="p"/>
+          </m:rPr>
+          <m:t>)</m:t>
+        </m:r>
+        <m:r>
+          <m:rPr>
+            <m:sty m:val="p"/>
+          </m:rPr>
+          <m:t>=</m:t>
+        </m:r>
+        <m:r>
+          <m:rPr>
+            <m:sty m:val="p"/>
+          </m:rPr>
+          <m:t>−</m:t>
+        </m:r>
+        <m:r>
+          <m:t>δ</m:t>
+        </m:r>
+        <m:r>
+          <m:rPr>
+            <m:sty m:val="p"/>
+          </m:rPr>
+          <m:t>(</m:t>
+        </m:r>
+        <m:r>
+          <m:t>x</m:t>
+        </m:r>
+        <m:r>
+          <m:rPr>
+            <m:sty m:val="p"/>
+          </m:rPr>
+          <m:t>−</m:t>
+        </m:r>
+        <m:sSup>
+          <m:e>
+            <m:r>
+              <m:t>x</m:t>
+            </m:r>
+          </m:e>
+          <m:sup>
+            <m:r>
+              <m:rPr>
+                <m:sty m:val="p"/>
+              </m:rPr>
+              <m:t>′</m:t>
+            </m:r>
+          </m:sup>
+        </m:sSup>
+        <m:r>
+          <m:rPr>
+            <m:sty m:val="p"/>
+          </m:rPr>
+          <m:t>)</m:t>
+        </m:r>
+      </m:oMath>
+      <w:r>
+        <w:t xml:space="preserve">:</w:t>
       </w:r>
     </w:p>
     <w:p>
       <w:pPr>
         <w:pStyle w:val="BodyText"/>
       </w:pPr>
-      <m:oMathPara>
-        <m:oMathParaPr>
-          <m:jc m:val="center"/>
-        </m:oMathParaPr>
-        <m:oMath>
-          <m:d>
-            <m:dPr>
-              <m:begChr m:val="("/>
-              <m:sepChr m:val=""/>
-              <m:endChr m:val=")"/>
-              <m:grow/>
-            </m:dPr>
-            <m:e>
-              <m:f>
-                <m:fPr>
-                  <m:type m:val="bar"/>
-                </m:fPr>
-                <m:num>
-                  <m:sSup>
-                    <m:e>
-                      <m:r>
-                        <m:t>d</m:t>
-                      </m:r>
-                    </m:e>
-                    <m:sup>
-                      <m:r>
-                        <m:t>2</m:t>
-                      </m:r>
-                    </m:sup>
-                  </m:sSup>
-                </m:num>
-                <m:den>
-                  <m:r>
-                    <m:t>d</m:t>
-                  </m:r>
-                  <m:sSup>
-                    <m:e>
-                      <m:r>
-                        <m:t>x</m:t>
-                      </m:r>
-                    </m:e>
-                    <m:sup>
-                      <m:r>
-                        <m:t>2</m:t>
-                      </m:r>
-                    </m:sup>
-                  </m:sSup>
-                </m:den>
-              </m:f>
-              <m:r>
-                <m:rPr>
-                  <m:sty m:val="p"/>
-                </m:rPr>
-                <m:t>+</m:t>
-              </m:r>
-              <m:sSup>
-                <m:e>
-                  <m:r>
-                    <m:t>k</m:t>
-                  </m:r>
-                </m:e>
-                <m:sup>
-                  <m:r>
-                    <m:t>2</m:t>
-                  </m:r>
-                </m:sup>
-              </m:sSup>
-            </m:e>
-          </m:d>
-          <m:r>
-            <m:t>G</m:t>
-          </m:r>
-          <m:r>
-            <m:rPr>
-              <m:sty m:val="p"/>
-            </m:rPr>
-            <m:t>(</m:t>
-          </m:r>
-          <m:r>
-            <m:t>x</m:t>
-          </m:r>
-          <m:r>
-            <m:rPr>
-              <m:sty m:val="p"/>
-            </m:rPr>
-            <m:t>,</m:t>
-          </m:r>
-          <m:sSup>
-            <m:e>
-              <m:r>
-                <m:t>x</m:t>
-              </m:r>
-            </m:e>
-            <m:sup>
-              <m:r>
-                <m:rPr>
-                  <m:sty m:val="p"/>
-                </m:rPr>
-                <m:t>′</m:t>
-              </m:r>
-            </m:sup>
-          </m:sSup>
-          <m:r>
-            <m:rPr>
-              <m:sty m:val="p"/>
-            </m:rPr>
-            <m:t>)</m:t>
-          </m:r>
-          <m:r>
-            <m:rPr>
-              <m:sty m:val="p"/>
-            </m:rPr>
-            <m:t>=</m:t>
-          </m:r>
-          <m:r>
-            <m:rPr>
-              <m:sty m:val="p"/>
-            </m:rPr>
-            <m:t>−</m:t>
-          </m:r>
-          <m:r>
-            <m:t>δ</m:t>
-          </m:r>
-          <m:r>
-            <m:rPr>
-              <m:sty m:val="p"/>
-            </m:rPr>
-            <m:t>(</m:t>
-          </m:r>
-          <m:r>
-            <m:t>x</m:t>
-          </m:r>
-          <m:r>
-            <m:rPr>
-              <m:sty m:val="p"/>
-            </m:rPr>
-            <m:t>−</m:t>
-          </m:r>
-          <m:sSup>
-            <m:e>
-              <m:r>
-                <m:t>x</m:t>
-              </m:r>
-            </m:e>
-            <m:sup>
-              <m:r>
-                <m:rPr>
-                  <m:sty m:val="p"/>
-                </m:rPr>
-                <m:t>′</m:t>
-              </m:r>
-            </m:sup>
-          </m:sSup>
-          <m:r>
-            <m:rPr>
-              <m:sty m:val="p"/>
-            </m:rPr>
-            <m:t>)</m:t>
-          </m:r>
-        </m:oMath>
-      </m:oMathPara>
-    </w:p>
-    <w:p>
-      <w:pPr>
-        <w:numPr>
-          <w:ilvl w:val="0"/>
-          <w:numId w:val="1007"/>
-        </w:numPr>
-      </w:pPr>
+      <w:r>
+        <w:rPr>
+          <w:b/>
+          <w:bCs/>
+        </w:rPr>
+        <w:t xml:space="preserve">a)</w:t>
+      </w:r>
+      <w:r>
+        <w:t xml:space="preserve"> </w:t>
+      </w:r>
       <w:r>
         <w:t xml:space="preserve">Mostre que</w:t>
       </w:r>
@@ -11168,18 +11259,25 @@
         <w:t xml:space="preserve"> </w:t>
       </w:r>
       <w:r>
-        <w:t xml:space="preserve">é uma solução.</w:t>
+        <w:t xml:space="preserve">é solução.</w:t>
       </w:r>
     </w:p>
     <w:p>
       <w:pPr>
-        <w:numPr>
-          <w:ilvl w:val="0"/>
-          <w:numId w:val="1007"/>
-        </w:numPr>
-      </w:pPr>
-      <w:r>
-        <w:t xml:space="preserve">Qual é a diferença entre as escolhas</w:t>
+        <w:pStyle w:val="BodyText"/>
+      </w:pPr>
+      <w:r>
+        <w:rPr>
+          <w:b/>
+          <w:bCs/>
+        </w:rPr>
+        <w:t xml:space="preserve">b)</w:t>
+      </w:r>
+      <w:r>
+        <w:t xml:space="preserve"> </w:t>
+      </w:r>
+      <w:r>
+        <w:t xml:space="preserve">Interprete fisicamente a diferença entre as escolhas</w:t>
       </w:r>
       <w:r>
         <w:t xml:space="preserve"> </w:t>
@@ -11225,36 +11323,35 @@
         <w:t xml:space="preserve"> </w:t>
       </w:r>
       <w:r>
-        <w:t xml:space="preserve">na exponencial?</w:t>
+        <w:t xml:space="preserve">na exponencial.</w:t>
+      </w:r>
+    </w:p>
+    <w:bookmarkEnd w:id="66"/>
+    <w:bookmarkStart w:id="67" w:name="Xf96dd5a9e9b074edd8a3a2d9fb2b2f0db692f60"/>
+    <w:p>
+      <w:pPr>
+        <w:pStyle w:val="Heading2"/>
+      </w:pPr>
+      <w:r>
+        <w:t xml:space="preserve">Exercício 4: A Estrutura Simplética</w:t>
+      </w:r>
+      <w:r>
+        <w:t xml:space="preserve"> </w:t>
+      </w:r>
+      <w:r>
+        <w:rPr>
+          <w:b/>
+          <w:bCs/>
+        </w:rPr>
+        <w:t xml:space="preserve">(Essencial)</w:t>
       </w:r>
     </w:p>
     <w:p>
       <w:pPr>
-        <w:numPr>
-          <w:ilvl w:val="0"/>
-          <w:numId w:val="1007"/>
-        </w:numPr>
-      </w:pPr>
-      <w:r>
-        <w:t xml:space="preserve">Interprete fisicamente cada escolha.</w:t>
-      </w:r>
-    </w:p>
-    <w:bookmarkEnd w:id="66"/>
-    <w:bookmarkStart w:id="67" w:name="exercício-4-espaço-de-fase"/>
-    <w:p>
-      <w:pPr>
-        <w:pStyle w:val="Heading2"/>
-      </w:pPr>
-      <w:r>
-        <w:t xml:space="preserve">Exercício 4: Espaço de Fase</w:t>
-      </w:r>
-    </w:p>
-    <w:p>
-      <w:pPr>
         <w:pStyle w:val="FirstParagraph"/>
       </w:pPr>
       <w:r>
-        <w:t xml:space="preserve">Para o oscilador harmônico com</w:t>
+        <w:t xml:space="preserve">Para o sistema</w:t>
       </w:r>
       <w:r>
         <w:t xml:space="preserve"> </w:t>
@@ -11281,270 +11378,6 @@
           </m:rPr>
           <m:t>+</m:t>
         </m:r>
-        <m:sSup>
-          <m:e>
-            <m:r>
-              <m:t>ω</m:t>
-            </m:r>
-          </m:e>
-          <m:sup>
-            <m:r>
-              <m:t>2</m:t>
-            </m:r>
-          </m:sup>
-        </m:sSup>
-        <m:r>
-          <m:t>y</m:t>
-        </m:r>
-        <m:r>
-          <m:rPr>
-            <m:sty m:val="p"/>
-          </m:rPr>
-          <m:t>=</m:t>
-        </m:r>
-        <m:r>
-          <m:t>0</m:t>
-        </m:r>
-      </m:oMath>
-      <w:r>
-        <w:t xml:space="preserve">:</w:t>
-      </w:r>
-    </w:p>
-    <w:p>
-      <w:pPr>
-        <w:numPr>
-          <w:ilvl w:val="0"/>
-          <w:numId w:val="1008"/>
-        </w:numPr>
-      </w:pPr>
-      <w:r>
-        <w:t xml:space="preserve">Escreva as equações de Hamilton correspondentes.</w:t>
-      </w:r>
-    </w:p>
-    <w:p>
-      <w:pPr>
-        <w:numPr>
-          <w:ilvl w:val="0"/>
-          <w:numId w:val="1008"/>
-        </w:numPr>
-      </w:pPr>
-      <w:r>
-        <w:t xml:space="preserve">Mostre que a Hamiltoniana</w:t>
-      </w:r>
-      <w:r>
-        <w:t xml:space="preserve"> </w:t>
-      </w:r>
-      <m:oMath>
-        <m:r>
-          <m:t>H</m:t>
-        </m:r>
-        <m:r>
-          <m:rPr>
-            <m:sty m:val="p"/>
-          </m:rPr>
-          <m:t>=</m:t>
-        </m:r>
-        <m:f>
-          <m:fPr>
-            <m:type m:val="bar"/>
-          </m:fPr>
-          <m:num>
-            <m:sSup>
-              <m:e>
-                <m:r>
-                  <m:t>p</m:t>
-                </m:r>
-              </m:e>
-              <m:sup>
-                <m:r>
-                  <m:t>2</m:t>
-                </m:r>
-              </m:sup>
-            </m:sSup>
-          </m:num>
-          <m:den>
-            <m:r>
-              <m:t>2</m:t>
-            </m:r>
-            <m:r>
-              <m:t>m</m:t>
-            </m:r>
-          </m:den>
-        </m:f>
-        <m:r>
-          <m:rPr>
-            <m:sty m:val="p"/>
-          </m:rPr>
-          <m:t>+</m:t>
-        </m:r>
-        <m:f>
-          <m:fPr>
-            <m:type m:val="bar"/>
-          </m:fPr>
-          <m:num>
-            <m:r>
-              <m:t>1</m:t>
-            </m:r>
-          </m:num>
-          <m:den>
-            <m:r>
-              <m:t>2</m:t>
-            </m:r>
-          </m:den>
-        </m:f>
-        <m:r>
-          <m:t>m</m:t>
-        </m:r>
-        <m:sSup>
-          <m:e>
-            <m:r>
-              <m:t>ω</m:t>
-            </m:r>
-          </m:e>
-          <m:sup>
-            <m:r>
-              <m:t>2</m:t>
-            </m:r>
-          </m:sup>
-        </m:sSup>
-        <m:sSup>
-          <m:e>
-            <m:r>
-              <m:t>y</m:t>
-            </m:r>
-          </m:e>
-          <m:sup>
-            <m:r>
-              <m:t>2</m:t>
-            </m:r>
-          </m:sup>
-        </m:sSup>
-      </m:oMath>
-      <w:r>
-        <w:t xml:space="preserve"> </w:t>
-      </w:r>
-      <w:r>
-        <w:t xml:space="preserve">é conservada.</w:t>
-      </w:r>
-    </w:p>
-    <w:p>
-      <w:pPr>
-        <w:numPr>
-          <w:ilvl w:val="0"/>
-          <w:numId w:val="1008"/>
-        </w:numPr>
-      </w:pPr>
-      <w:r>
-        <w:t xml:space="preserve">Calcule a matriz</w:t>
-      </w:r>
-      <w:r>
-        <w:t xml:space="preserve"> </w:t>
-      </w:r>
-      <m:oMath>
-        <m:r>
-          <m:rPr>
-            <m:sty m:val="p"/>
-          </m:rPr>
-          <m:t>Ω</m:t>
-        </m:r>
-      </m:oMath>
-      <w:r>
-        <w:t xml:space="preserve"> </w:t>
-      </w:r>
-      <w:r>
-        <w:t xml:space="preserve">e verifique que</w:t>
-      </w:r>
-      <w:r>
-        <w:t xml:space="preserve"> </w:t>
-      </w:r>
-      <m:oMath>
-        <m:sSup>
-          <m:e>
-            <m:r>
-              <m:rPr>
-                <m:sty m:val="p"/>
-              </m:rPr>
-              <m:t>Ω</m:t>
-            </m:r>
-          </m:e>
-          <m:sup>
-            <m:r>
-              <m:t>2</m:t>
-            </m:r>
-          </m:sup>
-        </m:sSup>
-        <m:r>
-          <m:rPr>
-            <m:sty m:val="p"/>
-          </m:rPr>
-          <m:t>=</m:t>
-        </m:r>
-        <m:r>
-          <m:rPr>
-            <m:sty m:val="p"/>
-          </m:rPr>
-          <m:t>−</m:t>
-        </m:r>
-        <m:r>
-          <m:t>I</m:t>
-        </m:r>
-      </m:oMath>
-      <w:r>
-        <w:t xml:space="preserve">.</w:t>
-      </w:r>
-    </w:p>
-    <w:bookmarkEnd w:id="67"/>
-    <w:bookmarkStart w:id="68" w:name="X7fe679ecbf70f01feaae861447327c7cc6f252e"/>
-    <w:p>
-      <w:pPr>
-        <w:pStyle w:val="Heading2"/>
-      </w:pPr>
-      <w:r>
-        <w:t xml:space="preserve">Exercício 5: Estrutura Simplética</w:t>
-      </w:r>
-      <w:r>
-        <w:t xml:space="preserve"> </w:t>
-      </w:r>
-      <w:r>
-        <w:rPr>
-          <w:b/>
-          <w:bCs/>
-        </w:rPr>
-        <w:t xml:space="preserve">(Essencial)</w:t>
-      </w:r>
-    </w:p>
-    <w:p>
-      <w:pPr>
-        <w:pStyle w:val="FirstParagraph"/>
-      </w:pPr>
-      <w:r>
-        <w:t xml:space="preserve">Para o sistema</w:t>
-      </w:r>
-      <w:r>
-        <w:t xml:space="preserve"> </w:t>
-      </w:r>
-      <m:oMath>
-        <m:sSup>
-          <m:e>
-            <m:r>
-              <m:t>y</m:t>
-            </m:r>
-          </m:e>
-          <m:sup>
-            <m:r>
-              <m:rPr>
-                <m:sty m:val="p"/>
-              </m:rPr>
-              <m:t>″</m:t>
-            </m:r>
-          </m:sup>
-        </m:sSup>
-        <m:r>
-          <m:rPr>
-            <m:sty m:val="p"/>
-          </m:rPr>
-          <m:t>+</m:t>
-        </m:r>
         <m:r>
           <m:t>P</m:t>
         </m:r>
@@ -11621,11 +11454,18 @@
     </w:p>
     <w:p>
       <w:pPr>
-        <w:numPr>
-          <w:ilvl w:val="0"/>
-          <w:numId w:val="1009"/>
-        </w:numPr>
-      </w:pPr>
+        <w:pStyle w:val="BodyText"/>
+      </w:pPr>
+      <w:r>
+        <w:rPr>
+          <w:b/>
+          <w:bCs/>
+        </w:rPr>
+        <w:t xml:space="preserve">a)</w:t>
+      </w:r>
+      <w:r>
+        <w:t xml:space="preserve"> </w:t>
+      </w:r>
       <w:r>
         <w:t xml:space="preserve">Defina</w:t>
       </w:r>
@@ -11794,13 +11634,20 @@
     </w:p>
     <w:p>
       <w:pPr>
-        <w:numPr>
-          <w:ilvl w:val="0"/>
-          <w:numId w:val="1009"/>
-        </w:numPr>
-      </w:pPr>
-      <w:r>
-        <w:t xml:space="preserve">Mostre que o Wronskiano pode ser escrito como</w:t>
+        <w:pStyle w:val="BodyText"/>
+      </w:pPr>
+      <w:r>
+        <w:rPr>
+          <w:b/>
+          <w:bCs/>
+        </w:rPr>
+        <w:t xml:space="preserve">b)</w:t>
+      </w:r>
+      <w:r>
+        <w:t xml:space="preserve"> </w:t>
+      </w:r>
+      <w:r>
+        <w:t xml:space="preserve">Mostre que o Wronskiano</w:t>
       </w:r>
       <w:r>
         <w:t xml:space="preserve"> </w:t>
@@ -11871,18 +11718,10 @@
         </m:sSub>
       </m:oMath>
       <w:r>
-        <w:t xml:space="preserve">.</w:t>
-      </w:r>
-    </w:p>
-    <w:p>
-      <w:pPr>
-        <w:numPr>
-          <w:ilvl w:val="0"/>
-          <w:numId w:val="1009"/>
-        </w:numPr>
-      </w:pPr>
-      <w:r>
-        <w:t xml:space="preserve">Verifique que</w:t>
+        <w:t xml:space="preserve"> </w:t>
+      </w:r>
+      <w:r>
+        <w:t xml:space="preserve">satisfaz</w:t>
       </w:r>
       <w:r>
         <w:t xml:space="preserve"> </w:t>
@@ -11986,224 +11825,59 @@
         <w:t xml:space="preserve">.</w:t>
       </w:r>
     </w:p>
-    <w:bookmarkEnd w:id="68"/>
-    <w:bookmarkStart w:id="69" w:name="exercício-6-propagação-no-espaço-de-fase"/>
     <w:p>
       <w:pPr>
-        <w:pStyle w:val="Heading2"/>
-      </w:pPr>
-      <w:r>
-        <w:t xml:space="preserve">Exercício 6: Propagação no Espaço de Fase</w:t>
-      </w:r>
-    </w:p>
-    <w:p>
-      <w:pPr>
-        <w:pStyle w:val="FirstParagraph"/>
-      </w:pPr>
-      <w:r>
-        <w:t xml:space="preserve">Considere uma região circular no espaço de fase de um oscilador harmônico.</w:t>
-      </w:r>
-    </w:p>
-    <w:p>
-      <w:pPr>
-        <w:numPr>
-          <w:ilvl w:val="0"/>
-          <w:numId w:val="1010"/>
-        </w:numPr>
-      </w:pPr>
-      <w:r>
-        <w:t xml:space="preserve">Mostre que a área da região é conservada (teorema de Liouville).</w:t>
-      </w:r>
-    </w:p>
-    <w:p>
-      <w:pPr>
-        <w:numPr>
-          <w:ilvl w:val="0"/>
-          <w:numId w:val="1010"/>
-        </w:numPr>
-      </w:pPr>
-      <w:r>
-        <w:t xml:space="preserve">Como a forma da região evolui no tempo?</w:t>
-      </w:r>
-    </w:p>
-    <w:p>
-      <w:pPr>
-        <w:numPr>
-          <w:ilvl w:val="0"/>
-          <w:numId w:val="1010"/>
-        </w:numPr>
-      </w:pPr>
-      <w:r>
-        <w:t xml:space="preserve">Represente graficamente a evolução para diferentes tempos.</w:t>
-      </w:r>
-    </w:p>
-    <w:bookmarkEnd w:id="69"/>
-    <w:bookmarkStart w:id="70" w:name="exercício-7-separação-de-variáveis"/>
-    <w:p>
-      <w:pPr>
-        <w:pStyle w:val="Heading2"/>
-      </w:pPr>
-      <w:r>
-        <w:t xml:space="preserve">Exercício 7: Separação de Variáveis</w:t>
-      </w:r>
-    </w:p>
-    <w:p>
-      <w:pPr>
-        <w:pStyle w:val="FirstParagraph"/>
-      </w:pPr>
-      <w:r>
-        <w:t xml:space="preserve">Considere a equação de onda em 3D:</w:t>
-      </w:r>
-    </w:p>
-    <w:p>
-      <w:pPr>
         <w:pStyle w:val="BodyText"/>
       </w:pPr>
-      <m:oMathPara>
-        <m:oMathParaPr>
-          <m:jc m:val="center"/>
-        </m:oMathParaPr>
-        <m:oMath>
-          <m:f>
-            <m:fPr>
-              <m:type m:val="bar"/>
-            </m:fPr>
-            <m:num>
-              <m:r>
-                <m:t>1</m:t>
-              </m:r>
-            </m:num>
-            <m:den>
-              <m:sSup>
-                <m:e>
-                  <m:r>
-                    <m:t>c</m:t>
-                  </m:r>
-                </m:e>
-                <m:sup>
-                  <m:r>
-                    <m:t>2</m:t>
-                  </m:r>
-                </m:sup>
-              </m:sSup>
-            </m:den>
-          </m:f>
-          <m:f>
-            <m:fPr>
-              <m:type m:val="bar"/>
-            </m:fPr>
-            <m:num>
-              <m:sSup>
-                <m:e>
-                  <m:r>
-                    <m:rPr>
-                      <m:sty m:val="p"/>
-                    </m:rPr>
-                    <m:t>∂</m:t>
-                  </m:r>
-                </m:e>
-                <m:sup>
-                  <m:r>
-                    <m:t>2</m:t>
-                  </m:r>
-                </m:sup>
-              </m:sSup>
-              <m:r>
-                <m:t>ϕ</m:t>
-              </m:r>
-            </m:num>
-            <m:den>
-              <m:r>
-                <m:rPr>
-                  <m:sty m:val="p"/>
-                </m:rPr>
-                <m:t>∂</m:t>
-              </m:r>
-              <m:sSup>
-                <m:e>
-                  <m:r>
-                    <m:t>t</m:t>
-                  </m:r>
-                </m:e>
-                <m:sup>
-                  <m:r>
-                    <m:t>2</m:t>
-                  </m:r>
-                </m:sup>
-              </m:sSup>
-            </m:den>
-          </m:f>
-          <m:r>
-            <m:rPr>
-              <m:sty m:val="p"/>
-            </m:rPr>
-            <m:t>=</m:t>
-          </m:r>
-          <m:sSup>
-            <m:e>
-              <m:r>
-                <m:rPr>
-                  <m:sty m:val="p"/>
-                </m:rPr>
-                <m:t>∇</m:t>
-              </m:r>
-            </m:e>
-            <m:sup>
-              <m:r>
-                <m:t>2</m:t>
-              </m:r>
-            </m:sup>
-          </m:sSup>
-          <m:r>
-            <m:t>ϕ</m:t>
-          </m:r>
-        </m:oMath>
-      </m:oMathPara>
-    </w:p>
-    <w:p>
-      <w:pPr>
-        <w:numPr>
-          <w:ilvl w:val="0"/>
-          <w:numId w:val="1011"/>
-        </w:numPr>
-      </w:pPr>
-      <w:r>
-        <w:t xml:space="preserve">Faça a separação de variáveis</w:t>
+      <w:r>
+        <w:rPr>
+          <w:b/>
+          <w:bCs/>
+        </w:rPr>
+        <w:t xml:space="preserve">c)</w:t>
       </w:r>
       <w:r>
         <w:t xml:space="preserve"> </w:t>
       </w:r>
+      <w:r>
+        <w:t xml:space="preserve">Calcule a matriz</w:t>
+      </w:r>
+      <w:r>
+        <w:t xml:space="preserve"> </w:t>
+      </w:r>
       <m:oMath>
-        <m:r>
-          <m:t>ϕ</m:t>
-        </m:r>
         <m:r>
           <m:rPr>
             <m:sty m:val="p"/>
           </m:rPr>
-          <m:t>(</m:t>
-        </m:r>
-        <m:r>
-          <m:t>t</m:t>
-        </m:r>
-        <m:r>
-          <m:rPr>
-            <m:sty m:val="p"/>
-          </m:rPr>
-          <m:t>,</m:t>
-        </m:r>
-        <m:r>
-          <m:rPr>
-            <m:sty m:val="b"/>
-          </m:rPr>
-          <m:t>x</m:t>
-        </m:r>
-        <m:r>
-          <m:rPr>
-            <m:sty m:val="p"/>
-          </m:rPr>
-          <m:t>)</m:t>
-        </m:r>
+          <m:t>Ω</m:t>
+        </m:r>
+      </m:oMath>
+      <w:r>
+        <w:t xml:space="preserve"> </w:t>
+      </w:r>
+      <w:r>
+        <w:t xml:space="preserve">para o oscilador harmônico e verifique que</w:t>
+      </w:r>
+      <w:r>
+        <w:t xml:space="preserve"> </w:t>
+      </w:r>
+      <m:oMath>
+        <m:sSup>
+          <m:e>
+            <m:r>
+              <m:rPr>
+                <m:sty m:val="p"/>
+              </m:rPr>
+              <m:t>Ω</m:t>
+            </m:r>
+          </m:e>
+          <m:sup>
+            <m:r>
+              <m:t>2</m:t>
+            </m:r>
+          </m:sup>
+        </m:sSup>
         <m:r>
           <m:rPr>
             <m:sty m:val="p"/>
@@ -12211,214 +11885,50 @@
           <m:t>=</m:t>
         </m:r>
         <m:r>
-          <m:t>T</m:t>
-        </m:r>
-        <m:r>
           <m:rPr>
             <m:sty m:val="p"/>
           </m:rPr>
-          <m:t>(</m:t>
-        </m:r>
-        <m:r>
-          <m:t>t</m:t>
-        </m:r>
-        <m:r>
-          <m:rPr>
-            <m:sty m:val="p"/>
-          </m:rPr>
-          <m:t>)</m:t>
-        </m:r>
-        <m:r>
-          <m:t>X</m:t>
-        </m:r>
-        <m:r>
-          <m:rPr>
-            <m:sty m:val="p"/>
-          </m:rPr>
-          <m:t>(</m:t>
-        </m:r>
-        <m:r>
-          <m:rPr>
-            <m:sty m:val="b"/>
-          </m:rPr>
-          <m:t>x</m:t>
-        </m:r>
-        <m:r>
-          <m:rPr>
-            <m:sty m:val="p"/>
-          </m:rPr>
-          <m:t>)</m:t>
+          <m:t>−</m:t>
+        </m:r>
+        <m:r>
+          <m:t>I</m:t>
         </m:r>
       </m:oMath>
       <w:r>
-        <w:t xml:space="preserve"> </w:t>
-      </w:r>
-      <w:r>
-        <w:t xml:space="preserve">e obtenha as equações para</w:t>
-      </w:r>
-      <w:r>
-        <w:t xml:space="preserve"> </w:t>
-      </w:r>
-      <m:oMath>
-        <m:r>
-          <m:t>T</m:t>
-        </m:r>
-      </m:oMath>
-      <w:r>
-        <w:t xml:space="preserve"> </w:t>
-      </w:r>
-      <w:r>
-        <w:t xml:space="preserve">e</w:t>
-      </w:r>
-      <w:r>
-        <w:t xml:space="preserve"> </w:t>
-      </w:r>
-      <m:oMath>
-        <m:r>
-          <m:t>X</m:t>
-        </m:r>
-      </m:oMath>
-      <w:r>
         <w:t xml:space="preserve">.</w:t>
+      </w:r>
+    </w:p>
+    <w:bookmarkEnd w:id="67"/>
+    <w:bookmarkStart w:id="68" w:name="Xd07c12a3811fc285525091ed7f98870fe3d6401"/>
+    <w:p>
+      <w:pPr>
+        <w:pStyle w:val="Heading2"/>
+      </w:pPr>
+      <w:r>
+        <w:t xml:space="preserve">Exercício 5: Separação de Variáveis e a Equação de Klein-Gordon</w:t>
       </w:r>
     </w:p>
     <w:p>
       <w:pPr>
-        <w:numPr>
-          <w:ilvl w:val="0"/>
-          <w:numId w:val="1011"/>
-        </w:numPr>
-      </w:pPr>
-      <w:r>
-        <w:t xml:space="preserve">Mostre que</w:t>
+        <w:pStyle w:val="FirstParagraph"/>
+      </w:pPr>
+      <w:r>
+        <w:rPr>
+          <w:b/>
+          <w:bCs/>
+        </w:rPr>
+        <w:t xml:space="preserve">a)</w:t>
       </w:r>
       <w:r>
         <w:t xml:space="preserve"> </w:t>
       </w:r>
+      <w:r>
+        <w:t xml:space="preserve">Separe variáveis na equação de onda</w:t>
+      </w:r>
+      <w:r>
+        <w:t xml:space="preserve"> </w:t>
+      </w:r>
       <m:oMath>
-        <m:r>
-          <m:t>X</m:t>
-        </m:r>
-      </m:oMath>
-      <w:r>
-        <w:t xml:space="preserve"> </w:t>
-      </w:r>
-      <w:r>
-        <w:t xml:space="preserve">satisfaz a equação de Helmholtz.</w:t>
-      </w:r>
-    </w:p>
-    <w:p>
-      <w:pPr>
-        <w:numPr>
-          <w:ilvl w:val="0"/>
-          <w:numId w:val="1011"/>
-        </w:numPr>
-      </w:pPr>
-      <w:r>
-        <w:t xml:space="preserve">Qual é a relação entre as constantes de separação?</w:t>
-      </w:r>
-    </w:p>
-    <w:bookmarkEnd w:id="70"/>
-    <w:bookmarkStart w:id="71" w:name="exercício-8-métrica-de-minkowski"/>
-    <w:p>
-      <w:pPr>
-        <w:pStyle w:val="Heading2"/>
-      </w:pPr>
-      <w:r>
-        <w:t xml:space="preserve">Exercício 8: Métrica de Minkowski</w:t>
-      </w:r>
-    </w:p>
-    <w:p>
-      <w:pPr>
-        <w:pStyle w:val="FirstParagraph"/>
-      </w:pPr>
-      <w:r>
-        <w:t xml:space="preserve">Na teoria de campos, a equação de Klein-Gordon é:</w:t>
-      </w:r>
-    </w:p>
-    <w:p>
-      <w:pPr>
-        <w:pStyle w:val="BodyText"/>
-      </w:pPr>
-      <m:oMathPara>
-        <m:oMathParaPr>
-          <m:jc m:val="center"/>
-        </m:oMathParaPr>
-        <m:oMath>
-          <m:r>
-            <m:rPr>
-              <m:sty m:val="p"/>
-            </m:rPr>
-            <m:t>(</m:t>
-          </m:r>
-          <m:r>
-            <m:rPr>
-              <m:sty m:val="p"/>
-            </m:rPr>
-            <m:t>□</m:t>
-          </m:r>
-          <m:r>
-            <m:rPr>
-              <m:sty m:val="p"/>
-            </m:rPr>
-            <m:t>+</m:t>
-          </m:r>
-          <m:sSup>
-            <m:e>
-              <m:r>
-                <m:t>m</m:t>
-              </m:r>
-            </m:e>
-            <m:sup>
-              <m:r>
-                <m:t>2</m:t>
-              </m:r>
-            </m:sup>
-          </m:sSup>
-          <m:r>
-            <m:rPr>
-              <m:sty m:val="p"/>
-            </m:rPr>
-            <m:t>)</m:t>
-          </m:r>
-          <m:r>
-            <m:t>ϕ</m:t>
-          </m:r>
-          <m:r>
-            <m:rPr>
-              <m:sty m:val="p"/>
-            </m:rPr>
-            <m:t>=</m:t>
-          </m:r>
-          <m:r>
-            <m:t>0</m:t>
-          </m:r>
-        </m:oMath>
-      </m:oMathPara>
-    </w:p>
-    <w:p>
-      <w:pPr>
-        <w:pStyle w:val="FirstParagraph"/>
-      </w:pPr>
-      <w:r>
-        <w:t xml:space="preserve">onde</w:t>
-      </w:r>
-      <w:r>
-        <w:t xml:space="preserve"> </w:t>
-      </w:r>
-      <m:oMath>
-        <m:r>
-          <m:rPr>
-            <m:sty m:val="p"/>
-          </m:rPr>
-          <m:t>□</m:t>
-        </m:r>
-        <m:r>
-          <m:rPr>
-            <m:sty m:val="p"/>
-          </m:rPr>
-          <m:t>=</m:t>
-        </m:r>
         <m:f>
           <m:fPr>
             <m:type m:val="bar"/>
@@ -12463,6 +11973,9 @@
                 </m:r>
               </m:sup>
             </m:sSup>
+            <m:r>
+              <m:t>ϕ</m:t>
+            </m:r>
           </m:num>
           <m:den>
             <m:r>
@@ -12489,7 +12002,7 @@
           <m:rPr>
             <m:sty m:val="p"/>
           </m:rPr>
-          <m:t>−</m:t>
+          <m:t>=</m:t>
         </m:r>
         <m:sSup>
           <m:e>
@@ -12506,20 +12019,89 @@
             </m:r>
           </m:sup>
         </m:sSup>
+        <m:r>
+          <m:t>ϕ</m:t>
+        </m:r>
       </m:oMath>
       <w:r>
-        <w:t xml:space="preserve">.</w:t>
+        <w:t xml:space="preserve"> </w:t>
+      </w:r>
+      <w:r>
+        <w:t xml:space="preserve">e mostre que a parte espacial satisfaz a equação de Helmholtz.</w:t>
       </w:r>
     </w:p>
     <w:p>
       <w:pPr>
-        <w:numPr>
-          <w:ilvl w:val="0"/>
-          <w:numId w:val="1012"/>
-        </w:numPr>
-      </w:pPr>
-      <w:r>
-        <w:t xml:space="preserve">Mostre que, ao separar variáveis com</w:t>
+        <w:pStyle w:val="BodyText"/>
+      </w:pPr>
+      <w:r>
+        <w:rPr>
+          <w:b/>
+          <w:bCs/>
+        </w:rPr>
+        <w:t xml:space="preserve">b)</w:t>
+      </w:r>
+      <w:r>
+        <w:t xml:space="preserve"> </w:t>
+      </w:r>
+      <w:r>
+        <w:t xml:space="preserve">Para a equação de Klein-Gordon</w:t>
+      </w:r>
+      <w:r>
+        <w:t xml:space="preserve"> </w:t>
+      </w:r>
+      <m:oMath>
+        <m:r>
+          <m:rPr>
+            <m:sty m:val="p"/>
+          </m:rPr>
+          <m:t>(</m:t>
+        </m:r>
+        <m:r>
+          <m:rPr>
+            <m:sty m:val="p"/>
+          </m:rPr>
+          <m:t>□</m:t>
+        </m:r>
+        <m:r>
+          <m:rPr>
+            <m:sty m:val="p"/>
+          </m:rPr>
+          <m:t>+</m:t>
+        </m:r>
+        <m:sSup>
+          <m:e>
+            <m:r>
+              <m:t>m</m:t>
+            </m:r>
+          </m:e>
+          <m:sup>
+            <m:r>
+              <m:t>2</m:t>
+            </m:r>
+          </m:sup>
+        </m:sSup>
+        <m:r>
+          <m:rPr>
+            <m:sty m:val="p"/>
+          </m:rPr>
+          <m:t>)</m:t>
+        </m:r>
+        <m:r>
+          <m:t>ϕ</m:t>
+        </m:r>
+        <m:r>
+          <m:rPr>
+            <m:sty m:val="p"/>
+          </m:rPr>
+          <m:t>=</m:t>
+        </m:r>
+        <m:r>
+          <m:t>0</m:t>
+        </m:r>
+      </m:oMath>
+      <w:r>
+        <w:t xml:space="preserve">, mostre que a separação</w:t>
       </w:r>
       <w:r>
         <w:t xml:space="preserve"> </w:t>
@@ -12593,276 +12175,40 @@
         </m:r>
       </m:oMath>
       <w:r>
-        <w:t xml:space="preserve">, obtém-se a equação de Helmholtz.</w:t>
-      </w:r>
-    </w:p>
-    <w:p>
-      <w:pPr>
-        <w:numPr>
-          <w:ilvl w:val="0"/>
-          <w:numId w:val="1012"/>
-        </w:numPr>
-      </w:pPr>
-      <w:r>
-        <w:t xml:space="preserve">Como a métrica de Minkowski (com assinatura</w:t>
-      </w:r>
-      <w:r>
         <w:t xml:space="preserve"> </w:t>
       </w:r>
+      <w:r>
+        <w:t xml:space="preserve">leva à mesma equação de Helmholtz. Com que valor de</w:t>
+      </w:r>
+      <w:r>
+        <w:t xml:space="preserve"> </w:t>
+      </w:r>
       <m:oMath>
-        <m:r>
-          <m:rPr>
-            <m:sty m:val="p"/>
-          </m:rPr>
-          <m:t>+</m:t>
-        </m:r>
-        <m:r>
-          <m:rPr>
-            <m:sty m:val="p"/>
-          </m:rPr>
-          <m:t>−</m:t>
-        </m:r>
-        <m:r>
-          <m:rPr>
-            <m:sty m:val="p"/>
-          </m:rPr>
-          <m:t>−</m:t>
-        </m:r>
-        <m:r>
-          <m:rPr>
-            <m:sty m:val="p"/>
-          </m:rPr>
-          <m:t>−</m:t>
-        </m:r>
-      </m:oMath>
-      <w:r>
-        <w:t xml:space="preserve">) influencia o sinal da equação?</w:t>
-      </w:r>
-    </w:p>
-    <w:p>
-      <w:pPr>
-        <w:numPr>
-          <w:ilvl w:val="0"/>
-          <w:numId w:val="1012"/>
-        </w:numPr>
-      </w:pPr>
-      <w:r>
-        <w:t xml:space="preserve">Explique por que a rotação de Wick (</w:t>
-      </w:r>
-      <m:oMath>
-        <m:r>
-          <m:t>t</m:t>
-        </m:r>
-        <m:r>
-          <m:rPr>
-            <m:sty m:val="p"/>
-          </m:rPr>
-          <m:t>→</m:t>
-        </m:r>
-        <m:r>
-          <m:t>i</m:t>
-        </m:r>
-        <m:r>
-          <m:t>t</m:t>
-        </m:r>
-      </m:oMath>
-      <w:r>
-        <w:t xml:space="preserve">) transforma a equação de Klein-Gordon em uma equação de Laplace.</w:t>
-      </w:r>
-    </w:p>
-    <w:bookmarkEnd w:id="71"/>
-    <w:bookmarkStart w:id="72" w:name="exercício-9-geradores-de-transformação"/>
-    <w:p>
-      <w:pPr>
-        <w:pStyle w:val="Heading2"/>
-      </w:pPr>
-      <w:r>
-        <w:t xml:space="preserve">Exercício 9: Geradores de Transformação</w:t>
-      </w:r>
-    </w:p>
-    <w:p>
-      <w:pPr>
-        <w:pStyle w:val="FirstParagraph"/>
-      </w:pPr>
-      <w:r>
-        <w:t xml:space="preserve">Na mecânica quântica, a evolução temporal é dada por</w:t>
-      </w:r>
-      <w:r>
-        <w:t xml:space="preserve"> </w:t>
-      </w:r>
-      <m:oMath>
-        <m:r>
-          <m:t>U</m:t>
-        </m:r>
-        <m:r>
-          <m:rPr>
-            <m:sty m:val="p"/>
-          </m:rPr>
-          <m:t>(</m:t>
-        </m:r>
-        <m:r>
-          <m:t>t</m:t>
-        </m:r>
-        <m:r>
-          <m:rPr>
-            <m:sty m:val="p"/>
-          </m:rPr>
-          <m:t>)</m:t>
-        </m:r>
-        <m:r>
-          <m:rPr>
-            <m:sty m:val="p"/>
-          </m:rPr>
-          <m:t>=</m:t>
-        </m:r>
         <m:sSup>
           <m:e>
             <m:r>
-              <m:t>e</m:t>
+              <m:t>k</m:t>
             </m:r>
           </m:e>
           <m:sup>
             <m:r>
-              <m:rPr>
-                <m:sty m:val="p"/>
-              </m:rPr>
-              <m:t>−</m:t>
-            </m:r>
-            <m:r>
-              <m:t>i</m:t>
-            </m:r>
-            <m:r>
-              <m:t>H</m:t>
-            </m:r>
-            <m:r>
-              <m:t>t</m:t>
-            </m:r>
-            <m:r>
-              <m:rPr>
-                <m:sty m:val="p"/>
-              </m:rPr>
-              <m:t>/</m:t>
-            </m:r>
-            <m:r>
-              <m:rPr>
-                <m:sty m:val="p"/>
-              </m:rPr>
-              <m:t>ℏ</m:t>
+              <m:t>2</m:t>
             </m:r>
           </m:sup>
         </m:sSup>
       </m:oMath>
       <w:r>
-        <w:t xml:space="preserve">.</w:t>
+        <w:t xml:space="preserve">?</w:t>
       </w:r>
     </w:p>
+    <w:bookmarkEnd w:id="68"/>
+    <w:bookmarkStart w:id="69" w:name="X918c01d5f7140270f038566d1d3673c0b50e4a3"/>
     <w:p>
       <w:pPr>
-        <w:numPr>
-          <w:ilvl w:val="0"/>
-          <w:numId w:val="1013"/>
-        </w:numPr>
-      </w:pPr>
-      <w:r>
-        <w:t xml:space="preserve">Mostre que</w:t>
-      </w:r>
-      <w:r>
-        <w:t xml:space="preserve"> </w:t>
-      </w:r>
-      <m:oMath>
-        <m:r>
-          <m:t>U</m:t>
-        </m:r>
-        <m:r>
-          <m:rPr>
-            <m:sty m:val="p"/>
-          </m:rPr>
-          <m:t>(</m:t>
-        </m:r>
-        <m:r>
-          <m:t>t</m:t>
-        </m:r>
-        <m:r>
-          <m:rPr>
-            <m:sty m:val="p"/>
-          </m:rPr>
-          <m:t>)</m:t>
-        </m:r>
-      </m:oMath>
-      <w:r>
-        <w:t xml:space="preserve"> </w:t>
-      </w:r>
-      <w:r>
-        <w:t xml:space="preserve">é um operador unitário (preserva a norma).</w:t>
-      </w:r>
-    </w:p>
-    <w:p>
-      <w:pPr>
-        <w:numPr>
-          <w:ilvl w:val="0"/>
-          <w:numId w:val="1013"/>
-        </w:numPr>
-      </w:pPr>
-      <w:r>
-        <w:t xml:space="preserve">Compare com a evolução no espaço de fase clássico:</w:t>
-      </w:r>
-      <w:r>
-        <w:t xml:space="preserve"> </w:t>
-      </w:r>
-      <m:oMath>
-        <m:sSup>
-          <m:e>
-            <m:r>
-              <m:t>e</m:t>
-            </m:r>
-          </m:e>
-          <m:sup>
-            <m:r>
-              <m:t>t</m:t>
-            </m:r>
-            <m:r>
-              <m:rPr>
-                <m:sty m:val="p"/>
-              </m:rPr>
-              <m:t>Ω</m:t>
-            </m:r>
-          </m:sup>
-        </m:sSup>
-      </m:oMath>
-      <w:r>
-        <w:t xml:space="preserve">.</w:t>
-      </w:r>
-    </w:p>
-    <w:p>
-      <w:pPr>
-        <w:numPr>
-          <w:ilvl w:val="0"/>
-          <w:numId w:val="1013"/>
-        </w:numPr>
-      </w:pPr>
-      <w:r>
-        <w:t xml:space="preserve">Qual é o análogo clássico da unidade imaginária</w:t>
-      </w:r>
-      <w:r>
-        <w:t xml:space="preserve"> </w:t>
-      </w:r>
-      <m:oMath>
-        <m:r>
-          <m:t>i</m:t>
-        </m:r>
-      </m:oMath>
-      <w:r>
-        <w:t xml:space="preserve">?</w:t>
-      </w:r>
-    </w:p>
-    <w:bookmarkEnd w:id="72"/>
-    <w:bookmarkStart w:id="73" w:name="exercício-10-propagadores-avançados"/>
-    <w:p>
-      <w:pPr>
         <w:pStyle w:val="Heading2"/>
       </w:pPr>
       <w:r>
-        <w:t xml:space="preserve">Exercício 10: Propagadores Avançados</w:t>
+        <w:t xml:space="preserve">Exercício 6: Propagadores Causal e Avançado</w:t>
       </w:r>
     </w:p>
     <w:p>
@@ -12878,7 +12224,7 @@
         <w:pStyle w:val="Compact"/>
         <w:numPr>
           <w:ilvl w:val="0"/>
-          <w:numId w:val="1014"/>
+          <w:numId w:val="1005"/>
         </w:numPr>
       </w:pPr>
       <w:r>
@@ -13051,7 +12397,7 @@
         <w:pStyle w:val="Compact"/>
         <w:numPr>
           <w:ilvl w:val="0"/>
-          <w:numId w:val="1014"/>
+          <w:numId w:val="1005"/>
         </w:numPr>
       </w:pPr>
       <w:r>
@@ -13227,31 +12573,60 @@
     </w:p>
     <w:p>
       <w:pPr>
-        <w:numPr>
-          <w:ilvl w:val="0"/>
-          <w:numId w:val="1015"/>
-        </w:numPr>
-      </w:pPr>
-      <w:r>
-        <w:t xml:space="preserve">Qual é a diferença de sinal entre eles?</w:t>
-      </w:r>
-    </w:p>
-    <w:p>
-      <w:pPr>
-        <w:numPr>
-          <w:ilvl w:val="0"/>
-          <w:numId w:val="1015"/>
-        </w:numPr>
-      </w:pPr>
-      <w:r>
-        <w:t xml:space="preserve">Como cada propagador se comporta no limite</w:t>
+        <w:pStyle w:val="FirstParagraph"/>
+      </w:pPr>
+      <w:r>
+        <w:rPr>
+          <w:b/>
+          <w:bCs/>
+        </w:rPr>
+        <w:t xml:space="preserve">a)</w:t>
       </w:r>
       <w:r>
         <w:t xml:space="preserve"> </w:t>
       </w:r>
+      <w:r>
+        <w:t xml:space="preserve">Qual é a diferença de sinal entre eles, e como cada um se comporta no limite</w:t>
+      </w:r>
+      <w:r>
+        <w:t xml:space="preserve"> </w:t>
+      </w:r>
       <m:oMath>
         <m:r>
+          <m:rPr>
+            <m:sty m:val="p"/>
+          </m:rPr>
+          <m:t>|</m:t>
+        </m:r>
+        <m:r>
           <m:t>x</m:t>
+        </m:r>
+        <m:r>
+          <m:rPr>
+            <m:sty m:val="p"/>
+          </m:rPr>
+          <m:t>−</m:t>
+        </m:r>
+        <m:sSup>
+          <m:e>
+            <m:r>
+              <m:t>x</m:t>
+            </m:r>
+          </m:e>
+          <m:sup>
+            <m:r>
+              <m:rPr>
+                <m:sty m:val="p"/>
+              </m:rPr>
+              <m:t>′</m:t>
+            </m:r>
+          </m:sup>
+        </m:sSup>
+        <m:r>
+          <m:rPr>
+            <m:sty m:val="p"/>
+          </m:rPr>
+          <m:t>|</m:t>
         </m:r>
         <m:r>
           <m:rPr>
@@ -13267,25 +12642,29 @@
         </m:r>
       </m:oMath>
       <w:r>
-        <w:t xml:space="preserve"> </w:t>
-      </w:r>
-      <w:r>
-        <w:t xml:space="preserve">(condições de contorno)?</w:t>
+        <w:t xml:space="preserve">?</w:t>
       </w:r>
     </w:p>
     <w:p>
       <w:pPr>
-        <w:numPr>
-          <w:ilvl w:val="0"/>
-          <w:numId w:val="1015"/>
-        </w:numPr>
-      </w:pPr>
+        <w:pStyle w:val="BodyText"/>
+      </w:pPr>
+      <w:r>
+        <w:rPr>
+          <w:b/>
+          <w:bCs/>
+        </w:rPr>
+        <w:t xml:space="preserve">b)</w:t>
+      </w:r>
+      <w:r>
+        <w:t xml:space="preserve"> </w:t>
+      </w:r>
       <w:r>
         <w:t xml:space="preserve">Por que ambos são necessários na teoria de campos?</w:t>
       </w:r>
     </w:p>
-    <w:bookmarkEnd w:id="73"/>
-    <w:bookmarkEnd w:id="74"/>
+    <w:bookmarkEnd w:id="69"/>
+    <w:bookmarkEnd w:id="70"/>
     <w:sectPr>
       <w:footnotePr>
         <w:numRestart w:val="eachSect"/>
@@ -13578,91 +12957,6 @@
       <w:start w:val="1"/>
       <w:numFmt w:val="decimal"/>
       <w:lvlText w:val="%9."/>
-      <w:lvlJc w:val="left"/>
-      <w:pPr>
-        <w:ind w:left="6480" w:hanging="360"/>
-      </w:pPr>
-    </w:lvl>
-  </w:abstractNum>
-  <w:abstractNum w:abstractNumId="99721">
-    <w:nsid w:val="00A99721"/>
-    <w:multiLevelType w:val="multilevel"/>
-    <w:lvl w:ilvl="0">
-      <w:start w:val="1"/>
-      <w:numFmt w:val="lowerLetter"/>
-      <w:lvlText w:val="%1)"/>
-      <w:lvlJc w:val="left"/>
-      <w:pPr>
-        <w:ind w:left="720" w:hanging="360"/>
-      </w:pPr>
-    </w:lvl>
-    <w:lvl w:ilvl="1">
-      <w:start w:val="1"/>
-      <w:numFmt w:val="lowerLetter"/>
-      <w:lvlText w:val="%2)"/>
-      <w:lvlJc w:val="left"/>
-      <w:pPr>
-        <w:ind w:left="1440" w:hanging="360"/>
-      </w:pPr>
-    </w:lvl>
-    <w:lvl w:ilvl="2">
-      <w:start w:val="1"/>
-      <w:numFmt w:val="lowerLetter"/>
-      <w:lvlText w:val="%3)"/>
-      <w:lvlJc w:val="left"/>
-      <w:pPr>
-        <w:ind w:left="2160" w:hanging="360"/>
-      </w:pPr>
-    </w:lvl>
-    <w:lvl w:ilvl="3">
-      <w:start w:val="1"/>
-      <w:numFmt w:val="lowerLetter"/>
-      <w:lvlText w:val="%4)"/>
-      <w:lvlJc w:val="left"/>
-      <w:pPr>
-        <w:ind w:left="2880" w:hanging="360"/>
-      </w:pPr>
-    </w:lvl>
-    <w:lvl w:ilvl="4">
-      <w:start w:val="1"/>
-      <w:numFmt w:val="lowerLetter"/>
-      <w:lvlText w:val="%5)"/>
-      <w:lvlJc w:val="left"/>
-      <w:pPr>
-        <w:ind w:left="3600" w:hanging="360"/>
-      </w:pPr>
-    </w:lvl>
-    <w:lvl w:ilvl="5">
-      <w:start w:val="1"/>
-      <w:numFmt w:val="lowerLetter"/>
-      <w:lvlText w:val="%6)"/>
-      <w:lvlJc w:val="left"/>
-      <w:pPr>
-        <w:ind w:left="4320" w:hanging="360"/>
-      </w:pPr>
-    </w:lvl>
-    <w:lvl w:ilvl="6">
-      <w:start w:val="1"/>
-      <w:numFmt w:val="lowerLetter"/>
-      <w:lvlText w:val="%7)"/>
-      <w:lvlJc w:val="left"/>
-      <w:pPr>
-        <w:ind w:left="5040" w:hanging="360"/>
-      </w:pPr>
-    </w:lvl>
-    <w:lvl w:ilvl="7">
-      <w:start w:val="1"/>
-      <w:numFmt w:val="lowerLetter"/>
-      <w:lvlText w:val="%8)"/>
-      <w:lvlJc w:val="left"/>
-      <w:pPr>
-        <w:ind w:left="5760" w:hanging="360"/>
-      </w:pPr>
-    </w:lvl>
-    <w:lvl w:ilvl="8">
-      <w:start w:val="1"/>
-      <w:numFmt w:val="lowerLetter"/>
-      <w:lvlText w:val="%9)"/>
       <w:lvlJc w:val="left"/>
       <w:pPr>
         <w:ind w:left="6480" w:hanging="360"/>
@@ -13766,307 +13060,7 @@
     </w:lvlOverride>
   </w:num>
   <w:num w:numId="1005">
-    <w:abstractNumId w:val="99721"/>
-    <w:lvlOverride w:ilvl="0">
-      <w:startOverride w:val="1"/>
-    </w:lvlOverride>
-    <w:lvlOverride w:ilvl="1">
-      <w:startOverride w:val="1"/>
-    </w:lvlOverride>
-    <w:lvlOverride w:ilvl="2">
-      <w:startOverride w:val="1"/>
-    </w:lvlOverride>
-    <w:lvlOverride w:ilvl="3">
-      <w:startOverride w:val="1"/>
-    </w:lvlOverride>
-    <w:lvlOverride w:ilvl="4">
-      <w:startOverride w:val="1"/>
-    </w:lvlOverride>
-    <w:lvlOverride w:ilvl="5">
-      <w:startOverride w:val="1"/>
-    </w:lvlOverride>
-    <w:lvlOverride w:ilvl="6">
-      <w:startOverride w:val="1"/>
-    </w:lvlOverride>
-    <w:lvlOverride w:ilvl="7">
-      <w:startOverride w:val="1"/>
-    </w:lvlOverride>
-    <w:lvlOverride w:ilvl="8">
-      <w:startOverride w:val="1"/>
-    </w:lvlOverride>
-  </w:num>
-  <w:num w:numId="1006">
-    <w:abstractNumId w:val="99721"/>
-    <w:lvlOverride w:ilvl="0">
-      <w:startOverride w:val="1"/>
-    </w:lvlOverride>
-    <w:lvlOverride w:ilvl="1">
-      <w:startOverride w:val="1"/>
-    </w:lvlOverride>
-    <w:lvlOverride w:ilvl="2">
-      <w:startOverride w:val="1"/>
-    </w:lvlOverride>
-    <w:lvlOverride w:ilvl="3">
-      <w:startOverride w:val="1"/>
-    </w:lvlOverride>
-    <w:lvlOverride w:ilvl="4">
-      <w:startOverride w:val="1"/>
-    </w:lvlOverride>
-    <w:lvlOverride w:ilvl="5">
-      <w:startOverride w:val="1"/>
-    </w:lvlOverride>
-    <w:lvlOverride w:ilvl="6">
-      <w:startOverride w:val="1"/>
-    </w:lvlOverride>
-    <w:lvlOverride w:ilvl="7">
-      <w:startOverride w:val="1"/>
-    </w:lvlOverride>
-    <w:lvlOverride w:ilvl="8">
-      <w:startOverride w:val="1"/>
-    </w:lvlOverride>
-  </w:num>
-  <w:num w:numId="1007">
-    <w:abstractNumId w:val="99721"/>
-    <w:lvlOverride w:ilvl="0">
-      <w:startOverride w:val="1"/>
-    </w:lvlOverride>
-    <w:lvlOverride w:ilvl="1">
-      <w:startOverride w:val="1"/>
-    </w:lvlOverride>
-    <w:lvlOverride w:ilvl="2">
-      <w:startOverride w:val="1"/>
-    </w:lvlOverride>
-    <w:lvlOverride w:ilvl="3">
-      <w:startOverride w:val="1"/>
-    </w:lvlOverride>
-    <w:lvlOverride w:ilvl="4">
-      <w:startOverride w:val="1"/>
-    </w:lvlOverride>
-    <w:lvlOverride w:ilvl="5">
-      <w:startOverride w:val="1"/>
-    </w:lvlOverride>
-    <w:lvlOverride w:ilvl="6">
-      <w:startOverride w:val="1"/>
-    </w:lvlOverride>
-    <w:lvlOverride w:ilvl="7">
-      <w:startOverride w:val="1"/>
-    </w:lvlOverride>
-    <w:lvlOverride w:ilvl="8">
-      <w:startOverride w:val="1"/>
-    </w:lvlOverride>
-  </w:num>
-  <w:num w:numId="1008">
-    <w:abstractNumId w:val="99721"/>
-    <w:lvlOverride w:ilvl="0">
-      <w:startOverride w:val="1"/>
-    </w:lvlOverride>
-    <w:lvlOverride w:ilvl="1">
-      <w:startOverride w:val="1"/>
-    </w:lvlOverride>
-    <w:lvlOverride w:ilvl="2">
-      <w:startOverride w:val="1"/>
-    </w:lvlOverride>
-    <w:lvlOverride w:ilvl="3">
-      <w:startOverride w:val="1"/>
-    </w:lvlOverride>
-    <w:lvlOverride w:ilvl="4">
-      <w:startOverride w:val="1"/>
-    </w:lvlOverride>
-    <w:lvlOverride w:ilvl="5">
-      <w:startOverride w:val="1"/>
-    </w:lvlOverride>
-    <w:lvlOverride w:ilvl="6">
-      <w:startOverride w:val="1"/>
-    </w:lvlOverride>
-    <w:lvlOverride w:ilvl="7">
-      <w:startOverride w:val="1"/>
-    </w:lvlOverride>
-    <w:lvlOverride w:ilvl="8">
-      <w:startOverride w:val="1"/>
-    </w:lvlOverride>
-  </w:num>
-  <w:num w:numId="1009">
-    <w:abstractNumId w:val="99721"/>
-    <w:lvlOverride w:ilvl="0">
-      <w:startOverride w:val="1"/>
-    </w:lvlOverride>
-    <w:lvlOverride w:ilvl="1">
-      <w:startOverride w:val="1"/>
-    </w:lvlOverride>
-    <w:lvlOverride w:ilvl="2">
-      <w:startOverride w:val="1"/>
-    </w:lvlOverride>
-    <w:lvlOverride w:ilvl="3">
-      <w:startOverride w:val="1"/>
-    </w:lvlOverride>
-    <w:lvlOverride w:ilvl="4">
-      <w:startOverride w:val="1"/>
-    </w:lvlOverride>
-    <w:lvlOverride w:ilvl="5">
-      <w:startOverride w:val="1"/>
-    </w:lvlOverride>
-    <w:lvlOverride w:ilvl="6">
-      <w:startOverride w:val="1"/>
-    </w:lvlOverride>
-    <w:lvlOverride w:ilvl="7">
-      <w:startOverride w:val="1"/>
-    </w:lvlOverride>
-    <w:lvlOverride w:ilvl="8">
-      <w:startOverride w:val="1"/>
-    </w:lvlOverride>
-  </w:num>
-  <w:num w:numId="1010">
-    <w:abstractNumId w:val="99721"/>
-    <w:lvlOverride w:ilvl="0">
-      <w:startOverride w:val="1"/>
-    </w:lvlOverride>
-    <w:lvlOverride w:ilvl="1">
-      <w:startOverride w:val="1"/>
-    </w:lvlOverride>
-    <w:lvlOverride w:ilvl="2">
-      <w:startOverride w:val="1"/>
-    </w:lvlOverride>
-    <w:lvlOverride w:ilvl="3">
-      <w:startOverride w:val="1"/>
-    </w:lvlOverride>
-    <w:lvlOverride w:ilvl="4">
-      <w:startOverride w:val="1"/>
-    </w:lvlOverride>
-    <w:lvlOverride w:ilvl="5">
-      <w:startOverride w:val="1"/>
-    </w:lvlOverride>
-    <w:lvlOverride w:ilvl="6">
-      <w:startOverride w:val="1"/>
-    </w:lvlOverride>
-    <w:lvlOverride w:ilvl="7">
-      <w:startOverride w:val="1"/>
-    </w:lvlOverride>
-    <w:lvlOverride w:ilvl="8">
-      <w:startOverride w:val="1"/>
-    </w:lvlOverride>
-  </w:num>
-  <w:num w:numId="1011">
-    <w:abstractNumId w:val="99721"/>
-    <w:lvlOverride w:ilvl="0">
-      <w:startOverride w:val="1"/>
-    </w:lvlOverride>
-    <w:lvlOverride w:ilvl="1">
-      <w:startOverride w:val="1"/>
-    </w:lvlOverride>
-    <w:lvlOverride w:ilvl="2">
-      <w:startOverride w:val="1"/>
-    </w:lvlOverride>
-    <w:lvlOverride w:ilvl="3">
-      <w:startOverride w:val="1"/>
-    </w:lvlOverride>
-    <w:lvlOverride w:ilvl="4">
-      <w:startOverride w:val="1"/>
-    </w:lvlOverride>
-    <w:lvlOverride w:ilvl="5">
-      <w:startOverride w:val="1"/>
-    </w:lvlOverride>
-    <w:lvlOverride w:ilvl="6">
-      <w:startOverride w:val="1"/>
-    </w:lvlOverride>
-    <w:lvlOverride w:ilvl="7">
-      <w:startOverride w:val="1"/>
-    </w:lvlOverride>
-    <w:lvlOverride w:ilvl="8">
-      <w:startOverride w:val="1"/>
-    </w:lvlOverride>
-  </w:num>
-  <w:num w:numId="1012">
-    <w:abstractNumId w:val="99721"/>
-    <w:lvlOverride w:ilvl="0">
-      <w:startOverride w:val="1"/>
-    </w:lvlOverride>
-    <w:lvlOverride w:ilvl="1">
-      <w:startOverride w:val="1"/>
-    </w:lvlOverride>
-    <w:lvlOverride w:ilvl="2">
-      <w:startOverride w:val="1"/>
-    </w:lvlOverride>
-    <w:lvlOverride w:ilvl="3">
-      <w:startOverride w:val="1"/>
-    </w:lvlOverride>
-    <w:lvlOverride w:ilvl="4">
-      <w:startOverride w:val="1"/>
-    </w:lvlOverride>
-    <w:lvlOverride w:ilvl="5">
-      <w:startOverride w:val="1"/>
-    </w:lvlOverride>
-    <w:lvlOverride w:ilvl="6">
-      <w:startOverride w:val="1"/>
-    </w:lvlOverride>
-    <w:lvlOverride w:ilvl="7">
-      <w:startOverride w:val="1"/>
-    </w:lvlOverride>
-    <w:lvlOverride w:ilvl="8">
-      <w:startOverride w:val="1"/>
-    </w:lvlOverride>
-  </w:num>
-  <w:num w:numId="1013">
-    <w:abstractNumId w:val="99721"/>
-    <w:lvlOverride w:ilvl="0">
-      <w:startOverride w:val="1"/>
-    </w:lvlOverride>
-    <w:lvlOverride w:ilvl="1">
-      <w:startOverride w:val="1"/>
-    </w:lvlOverride>
-    <w:lvlOverride w:ilvl="2">
-      <w:startOverride w:val="1"/>
-    </w:lvlOverride>
-    <w:lvlOverride w:ilvl="3">
-      <w:startOverride w:val="1"/>
-    </w:lvlOverride>
-    <w:lvlOverride w:ilvl="4">
-      <w:startOverride w:val="1"/>
-    </w:lvlOverride>
-    <w:lvlOverride w:ilvl="5">
-      <w:startOverride w:val="1"/>
-    </w:lvlOverride>
-    <w:lvlOverride w:ilvl="6">
-      <w:startOverride w:val="1"/>
-    </w:lvlOverride>
-    <w:lvlOverride w:ilvl="7">
-      <w:startOverride w:val="1"/>
-    </w:lvlOverride>
-    <w:lvlOverride w:ilvl="8">
-      <w:startOverride w:val="1"/>
-    </w:lvlOverride>
-  </w:num>
-  <w:num w:numId="1014">
     <w:abstractNumId w:val="991"/>
-  </w:num>
-  <w:num w:numId="1015">
-    <w:abstractNumId w:val="99721"/>
-    <w:lvlOverride w:ilvl="0">
-      <w:startOverride w:val="1"/>
-    </w:lvlOverride>
-    <w:lvlOverride w:ilvl="1">
-      <w:startOverride w:val="1"/>
-    </w:lvlOverride>
-    <w:lvlOverride w:ilvl="2">
-      <w:startOverride w:val="1"/>
-    </w:lvlOverride>
-    <w:lvlOverride w:ilvl="3">
-      <w:startOverride w:val="1"/>
-    </w:lvlOverride>
-    <w:lvlOverride w:ilvl="4">
-      <w:startOverride w:val="1"/>
-    </w:lvlOverride>
-    <w:lvlOverride w:ilvl="5">
-      <w:startOverride w:val="1"/>
-    </w:lvlOverride>
-    <w:lvlOverride w:ilvl="6">
-      <w:startOverride w:val="1"/>
-    </w:lvlOverride>
-    <w:lvlOverride w:ilvl="7">
-      <w:startOverride w:val="1"/>
-    </w:lvlOverride>
-    <w:lvlOverride w:ilvl="8">
-      <w:startOverride w:val="1"/>
-    </w:lvlOverride>
   </w:num>
 </w:numbering>
 </file>
